--- a/landing/src/content/docs/customize/skills.md.docx
+++ b/landing/src/content/docs/customize/skills.md.docx
@@ -85,6 +85,7 @@
           <w:numId w:val="1"/>
         </w:numPr>
         <w:ind w:left="720" w:hanging="360"/>
+        <w:rPr/>
       </w:pPr>
       <w:r>
         <w:rPr>
@@ -100,6 +101,7 @@
           <w:numId w:val="1"/>
         </w:numPr>
         <w:ind w:left="720" w:hanging="360"/>
+        <w:rPr/>
       </w:pPr>
       <w:r>
         <w:rPr>
@@ -115,6 +117,7 @@
           <w:numId w:val="1"/>
         </w:numPr>
         <w:ind w:left="720" w:hanging="360"/>
+        <w:rPr/>
       </w:pPr>
       <w:r>
         <w:rPr>
@@ -130,6 +133,7 @@
           <w:numId w:val="1"/>
         </w:numPr>
         <w:ind w:left="720" w:hanging="360"/>
+        <w:rPr/>
       </w:pPr>
       <w:r>
         <w:rPr>
@@ -145,6 +149,7 @@
           <w:numId w:val="1"/>
         </w:numPr>
         <w:ind w:left="720" w:hanging="360"/>
+        <w:rPr/>
       </w:pPr>
       <w:r>
         <w:rPr>
@@ -160,6 +165,7 @@
           <w:numId w:val="1"/>
         </w:numPr>
         <w:ind w:left="720" w:hanging="360"/>
+        <w:rPr/>
       </w:pPr>
       <w:r>
         <w:rPr>
@@ -175,6 +181,7 @@
           <w:numId w:val="1"/>
         </w:numPr>
         <w:ind w:left="720" w:hanging="360"/>
+        <w:rPr/>
       </w:pPr>
       <w:r>
         <w:rPr>
@@ -278,7 +285,7 @@
         <w:pStyle w:val="Heading2"/>
         <w:rPr/>
       </w:pPr>
-      <w:bookmarkStart w:colFirst="0" w:colLast="0" w:name="_t3hontjvb49v" w:id="0"/>
+      <w:bookmarkStart w:colFirst="0" w:colLast="0" w:name="_6u7fluyhj2ft" w:id="0"/>
       <w:bookmarkEnd w:id="0"/>
       <w:r>
         <w:rPr>
@@ -330,6 +337,7 @@
           <w:numId w:val="2"/>
         </w:numPr>
         <w:ind w:left="720" w:hanging="360"/>
+        <w:rPr/>
       </w:pPr>
       <w:r>
         <w:rPr>
@@ -359,6 +367,7 @@
           <w:numId w:val="2"/>
         </w:numPr>
         <w:ind w:left="720" w:hanging="360"/>
+        <w:rPr/>
       </w:pPr>
       <w:r>
         <w:rPr>
@@ -388,6 +397,7 @@
           <w:numId w:val="2"/>
         </w:numPr>
         <w:ind w:left="720" w:hanging="360"/>
+        <w:rPr/>
       </w:pPr>
       <w:r>
         <w:rPr>
@@ -451,7 +461,7 @@
         <w:pStyle w:val="Heading2"/>
         <w:rPr/>
       </w:pPr>
-      <w:bookmarkStart w:colFirst="0" w:colLast="0" w:name="_nc34mn3vlxr5" w:id="1"/>
+      <w:bookmarkStart w:colFirst="0" w:colLast="0" w:name="_127emzaarztn" w:id="1"/>
       <w:bookmarkEnd w:id="1"/>
       <w:r>
         <w:rPr>
@@ -806,7 +816,7 @@
         <w:pStyle w:val="Heading2"/>
         <w:rPr/>
       </w:pPr>
-      <w:bookmarkStart w:colFirst="0" w:colLast="0" w:name="_qvjeqf6l4k38" w:id="2"/>
+      <w:bookmarkStart w:colFirst="0" w:colLast="0" w:name="_pzfyr4oc2cfh" w:id="2"/>
       <w:bookmarkEnd w:id="2"/>
       <w:r>
         <w:rPr>
@@ -845,7 +855,7 @@
         <w:pStyle w:val="Heading2"/>
         <w:rPr/>
       </w:pPr>
-      <w:bookmarkStart w:colFirst="0" w:colLast="0" w:name="_589kvlendmrw" w:id="3"/>
+      <w:bookmarkStart w:colFirst="0" w:colLast="0" w:name="_x2m93cz6i0f1" w:id="3"/>
       <w:bookmarkEnd w:id="3"/>
       <w:r>
         <w:rPr>
